--- a/设计文档.docx
+++ b/设计文档.docx
@@ -731,19 +731,17 @@
         <w:rPr>
           <w:lang w:eastAsia="zh-CN"/>
         </w:rPr>
-        <w:t>顶部品牌栏与操作区：全屏切换（</w:t>
-      </w:r>
-      <w:r>
-        <w:rPr>
-          <w:lang w:eastAsia="zh-CN"/>
-        </w:rPr>
-        <w:t xml:space="preserve">F11 / </w:t>
-      </w:r>
-      <w:r>
-        <w:rPr>
-          <w:lang w:eastAsia="zh-CN"/>
-        </w:rPr>
-        <w:t>按钮）、天梯榜、音效开关；</w:t>
+        <w:t>顶部品牌栏与操作区：天梯榜、音效开关；</w:t>
+      </w:r>
+      <w:r>
+        <w:rPr>
+          <w:lang w:eastAsia="zh-CN"/>
+        </w:rPr>
+      </w:r>
+      <w:r>
+        <w:rPr>
+          <w:lang w:eastAsia="zh-CN"/>
+        </w:rPr>
       </w:r>
     </w:p>
     <w:p>
@@ -1098,6 +1096,28 @@
           <w:lang w:eastAsia="zh-CN"/>
         </w:rPr>
         <w:t>位字母数字房间码（排除易混淆字符），房主持码等待；</w:t>
+      </w:r>
+    </w:p>
+    <w:p>
+      <w:pPr>
+        <w:pStyle w:val="a0"/>
+        <w:rPr>
+          <w:lang w:eastAsia="zh-CN"/>
+        </w:rPr>
+      </w:pPr>
+      <w:r>
+        <w:t>输入框支持 Ctrl+V 粘贴并兼容中文输入法环境（键码兜底识别）</w:t>
+      </w:r>
+    </w:p>
+    <w:p>
+      <w:pPr>
+        <w:pStyle w:val="a0"/>
+        <w:rPr>
+          <w:lang w:eastAsia="zh-CN"/>
+        </w:rPr>
+      </w:pPr>
+      <w:r>
+        <w:t>复制房间码：房主一键复制到系统剪贴板，经聊天工具发给好友</w:t>
       </w:r>
     </w:p>
     <w:p>
@@ -3099,21 +3119,19 @@
                 <w:sz w:val="18"/>
                 <w:lang w:eastAsia="zh-CN"/>
               </w:rPr>
-              <w:t>窗口生命周期、事件分发、场景流转、全屏管理、</w:t>
+              <w:t>窗口生命周期、事件分发、场景流转、60 FPS 主循环</w:t>
             </w:r>
             <w:r>
               <w:rPr>
                 <w:sz w:val="18"/>
                 <w:lang w:eastAsia="zh-CN"/>
               </w:rPr>
-              <w:t xml:space="preserve">60 FPS </w:t>
             </w:r>
             <w:r>
               <w:rPr>
                 <w:sz w:val="18"/>
                 <w:lang w:eastAsia="zh-CN"/>
               </w:rPr>
-              <w:t>主循环</w:t>
             </w:r>
           </w:p>
         </w:tc>
